--- a/task165/golden/seasonal_salt_commitment_council_report.docx
+++ b/task165/golden/seasonal_salt_commitment_council_report.docx
@@ -149,7 +149,7 @@
         <w:rPr>
           <w:b w:val="0"/>
         </w:rPr>
-        <w:t>At Priority 2 our trucks salted these streets at their intersections and little else, 1.7 t a lane-km in a winter of that severity. The collectors we moved to Priority 1 between 2022 and 2025 were mostly hill, school and hospital streets that Priority 2 already salted along much of their length, and their spreader records show the gain from the move falling the more Priority 2 salt a street already took. Read at these streets' own Priority 2 salt, the move adds 5.2 t a lane-km.</w:t>
+        <w:t>At Priority 2 our trucks salted these streets at their intersections and little else, about 700 t in a winter of that severity, under 2 t a lane-km. The collectors we moved to Priority 1 between 2022 and 2025 were mostly hill, school and hospital streets that Priority 2 already salted along much of their length, and their spreader records show the gain from the move falling the more Priority 2 salt a street already took. Read at these streets' own Priority 2 salt, the move adds about 5 t a lane-km.</w:t>
       </w:r>
     </w:p>
     <w:p>
@@ -212,7 +212,7 @@
           <w:color w:val="52514E"/>
           <w:sz w:val="17"/>
         </w:rPr>
-        <w:t>Contract circuits are included; each yard's figure is for the arterial circuits it ran that winter. WSI is the Roads Operations Centre's Winter Severity Index (plan section 4).</w:t>
+        <w:t>Tonnes to the nearest 50. Contract circuits are included; each yard's figure is for the arterial circuits it ran that winter. WSI is the Roads Operations Centre's Winter Severity Index (plan section 4).</w:t>
       </w:r>
     </w:p>
     <w:sectPr>
